--- a/exports/export_2025-05-05_mark/250505_stork_oracle.docx
+++ b/exports/export_2025-05-05_mark/250505_stork_oracle.docx
@@ -1,6 +1,6 @@
 
 <file path=word/document.xml><?xml version="1.0" encoding="utf-8"?>
-<w:document xmlns:wpc="http://schemas.microsoft.com/office/word/2010/wordprocessingCanvas" xmlns:cx="http://schemas.microsoft.com/office/drawing/2014/chartex" xmlns:cx1="http://schemas.microsoft.com/office/drawing/2015/9/8/chartex" xmlns:mc="http://schemas.openxmlformats.org/markup-compatibility/2006" xmlns:o="urn:schemas-microsoft-com:office:office" xmlns:r="http://schemas.openxmlformats.org/officeDocument/2006/relationships" xmlns:m="http://schemas.openxmlformats.org/officeDocument/2006/math" xmlns:v="urn:schemas-microsoft-com:vml" xmlns:wp14="http://schemas.microsoft.com/office/word/2010/wordprocessingDrawing" xmlns:wp="http://schemas.openxmlformats.org/drawingml/2006/wordprocessingDrawing" xmlns:w10="urn:schemas-microsoft-com:office:word" xmlns:w="http://schemas.openxmlformats.org/wordprocessingml/2006/main" xmlns:w14="http://schemas.microsoft.com/office/word/2010/wordml" xmlns:w15="http://schemas.microsoft.com/office/word/2012/wordml" xmlns:w16se="http://schemas.microsoft.com/office/word/2015/wordml/symex" xmlns:wpg="http://schemas.microsoft.com/office/word/2010/wordprocessingGroup" xmlns:wpi="http://schemas.microsoft.com/office/word/2010/wordprocessingInk" xmlns:wne="http://schemas.microsoft.com/office/word/2006/wordml" xmlns:wps="http://schemas.microsoft.com/office/word/2010/wordprocessingShape" mc:Ignorable="w14 w15 w16se wp14">
+<w:document xmlns:wpc="http://schemas.microsoft.com/office/word/2010/wordprocessingCanvas" xmlns:cx="http://schemas.microsoft.com/office/drawing/2014/chartex" xmlns:cx1="http://schemas.microsoft.com/office/drawing/2015/9/8/chartex" xmlns:cx2="http://schemas.microsoft.com/office/drawing/2015/10/21/chartex" xmlns:cx3="http://schemas.microsoft.com/office/drawing/2016/5/9/chartex" xmlns:cx4="http://schemas.microsoft.com/office/drawing/2016/5/10/chartex" xmlns:cx5="http://schemas.microsoft.com/office/drawing/2016/5/11/chartex" xmlns:cx6="http://schemas.microsoft.com/office/drawing/2016/5/12/chartex" xmlns:cx7="http://schemas.microsoft.com/office/drawing/2016/5/13/chartex" xmlns:cx8="http://schemas.microsoft.com/office/drawing/2016/5/14/chartex" xmlns:mc="http://schemas.openxmlformats.org/markup-compatibility/2006" xmlns:aink="http://schemas.microsoft.com/office/drawing/2016/ink" xmlns:am3d="http://schemas.microsoft.com/office/drawing/2017/model3d" xmlns:o="urn:schemas-microsoft-com:office:office" xmlns:oel="http://schemas.microsoft.com/office/2019/extlst" xmlns:r="http://schemas.openxmlformats.org/officeDocument/2006/relationships" xmlns:m="http://schemas.openxmlformats.org/officeDocument/2006/math" xmlns:v="urn:schemas-microsoft-com:vml" xmlns:wp14="http://schemas.microsoft.com/office/word/2010/wordprocessingDrawing" xmlns:wp="http://schemas.openxmlformats.org/drawingml/2006/wordprocessingDrawing" xmlns:w10="urn:schemas-microsoft-com:office:word" xmlns:w="http://schemas.openxmlformats.org/wordprocessingml/2006/main" xmlns:w14="http://schemas.microsoft.com/office/word/2010/wordml" xmlns:w15="http://schemas.microsoft.com/office/word/2012/wordml" xmlns:w16cex="http://schemas.microsoft.com/office/word/2018/wordml/cex" xmlns:w16cid="http://schemas.microsoft.com/office/word/2016/wordml/cid" xmlns:w16="http://schemas.microsoft.com/office/word/2018/wordml" xmlns:w16du="http://schemas.microsoft.com/office/word/2023/wordml/word16du" xmlns:w16sdtdh="http://schemas.microsoft.com/office/word/2020/wordml/sdtdatahash" xmlns:w16sdtfl="http://schemas.microsoft.com/office/word/2024/wordml/sdtformatlock" xmlns:w16se="http://schemas.microsoft.com/office/word/2015/wordml/symex" xmlns:wpg="http://schemas.microsoft.com/office/word/2010/wordprocessingGroup" xmlns:wpi="http://schemas.microsoft.com/office/word/2010/wordprocessingInk" xmlns:wne="http://schemas.microsoft.com/office/word/2006/wordml" xmlns:wps="http://schemas.microsoft.com/office/word/2010/wordprocessingShape" mc:Ignorable="w14 w15 w16se w16cid w16 w16cex w16sdtdh w16sdtfl w16du wp14">
   <w:body>
     <w:p>
       <w:pPr>
@@ -22,7 +22,7 @@
       </w:r>
       <w:r>
         <w:rPr>
-          <w:rStyle w:val="Voetnootmarkering"/>
+          <w:rStyle w:val="FootnoteReference"/>
           <w:rFonts w:ascii="Arial" w:hAnsi="Arial" w:cs="Arial"/>
           <w:b/>
           <w:sz w:val="24"/>
@@ -53,7 +53,6 @@
         <w:tc>
           <w:tcPr>
             <w:tcW w:w="5040" w:type="dxa"/>
-            <w:shd w:val="clear" w:color="auto" w:fill="auto"/>
           </w:tcPr>
           <w:p>
             <w:pPr>
@@ -86,7 +85,6 @@
         <w:tc>
           <w:tcPr>
             <w:tcW w:w="4032" w:type="dxa"/>
-            <w:shd w:val="clear" w:color="auto" w:fill="auto"/>
           </w:tcPr>
           <w:p>
             <w:pPr>
@@ -107,7 +105,6 @@
         <w:tc>
           <w:tcPr>
             <w:tcW w:w="5040" w:type="dxa"/>
-            <w:shd w:val="clear" w:color="auto" w:fill="auto"/>
           </w:tcPr>
           <w:p>
             <w:pPr>
@@ -140,7 +137,6 @@
         <w:tc>
           <w:tcPr>
             <w:tcW w:w="4032" w:type="dxa"/>
-            <w:shd w:val="clear" w:color="auto" w:fill="auto"/>
           </w:tcPr>
           <w:p>
             <w:pPr>
@@ -152,7 +148,7 @@
               <w:rPr>
                 <w:rFonts w:ascii="Arial" w:hAnsi="Arial" w:cs="Arial"/>
               </w:rPr>
-              <w:t>0681381237</w:t>
+              <w:t>REDACTED</w:t>
             </w:r>
           </w:p>
         </w:tc>
@@ -161,7 +157,6 @@
         <w:tc>
           <w:tcPr>
             <w:tcW w:w="5040" w:type="dxa"/>
-            <w:shd w:val="clear" w:color="auto" w:fill="auto"/>
           </w:tcPr>
           <w:p>
             <w:pPr>
@@ -194,7 +189,6 @@
         <w:tc>
           <w:tcPr>
             <w:tcW w:w="4032" w:type="dxa"/>
-            <w:shd w:val="clear" w:color="auto" w:fill="auto"/>
           </w:tcPr>
           <w:p>
             <w:pPr>
@@ -202,14 +196,12 @@
                 <w:rFonts w:ascii="Arial" w:hAnsi="Arial" w:cs="Arial"/>
               </w:rPr>
             </w:pPr>
-            <w:proofErr w:type="spellStart"/>
             <w:r>
               <w:rPr>
                 <w:rFonts w:ascii="Arial" w:hAnsi="Arial" w:cs="Arial"/>
               </w:rPr>
               <w:t>Ahti</w:t>
             </w:r>
-            <w:proofErr w:type="spellEnd"/>
           </w:p>
         </w:tc>
       </w:tr>
@@ -217,7 +209,6 @@
         <w:tc>
           <w:tcPr>
             <w:tcW w:w="5040" w:type="dxa"/>
-            <w:shd w:val="clear" w:color="auto" w:fill="auto"/>
           </w:tcPr>
           <w:p>
             <w:pPr>
@@ -250,7 +241,6 @@
         <w:tc>
           <w:tcPr>
             <w:tcW w:w="4032" w:type="dxa"/>
-            <w:shd w:val="clear" w:color="auto" w:fill="auto"/>
           </w:tcPr>
           <w:p>
             <w:pPr>
@@ -276,8 +266,6 @@
               </w:rPr>
               <w:t xml:space="preserve">mei </w:t>
             </w:r>
-            <w:bookmarkStart w:id="0" w:name="_GoBack"/>
-            <w:bookmarkEnd w:id="0"/>
             <w:r>
               <w:rPr>
                 <w:rFonts w:ascii="Arial" w:hAnsi="Arial" w:cs="Arial"/>
@@ -291,7 +279,6 @@
         <w:tc>
           <w:tcPr>
             <w:tcW w:w="5040" w:type="dxa"/>
-            <w:shd w:val="clear" w:color="auto" w:fill="auto"/>
           </w:tcPr>
           <w:p>
             <w:pPr>
@@ -324,7 +311,6 @@
         <w:tc>
           <w:tcPr>
             <w:tcW w:w="4032" w:type="dxa"/>
-            <w:shd w:val="clear" w:color="auto" w:fill="auto"/>
           </w:tcPr>
           <w:p>
             <w:pPr>
@@ -345,7 +331,6 @@
         <w:tc>
           <w:tcPr>
             <w:tcW w:w="5040" w:type="dxa"/>
-            <w:shd w:val="clear" w:color="auto" w:fill="auto"/>
           </w:tcPr>
           <w:p>
             <w:pPr>
@@ -413,7 +398,6 @@
         <w:tc>
           <w:tcPr>
             <w:tcW w:w="4032" w:type="dxa"/>
-            <w:shd w:val="clear" w:color="auto" w:fill="auto"/>
           </w:tcPr>
           <w:p>
             <w:pPr>
@@ -434,7 +418,6 @@
         <w:tc>
           <w:tcPr>
             <w:tcW w:w="5040" w:type="dxa"/>
-            <w:shd w:val="clear" w:color="auto" w:fill="auto"/>
           </w:tcPr>
           <w:p>
             <w:pPr>
@@ -485,7 +468,6 @@
         <w:tc>
           <w:tcPr>
             <w:tcW w:w="4032" w:type="dxa"/>
-            <w:shd w:val="clear" w:color="auto" w:fill="auto"/>
           </w:tcPr>
           <w:p>
             <w:pPr>
@@ -506,7 +488,6 @@
         <w:tc>
           <w:tcPr>
             <w:tcW w:w="5040" w:type="dxa"/>
-            <w:shd w:val="clear" w:color="auto" w:fill="auto"/>
           </w:tcPr>
           <w:p>
             <w:pPr>
@@ -545,7 +526,6 @@
         <w:tc>
           <w:tcPr>
             <w:tcW w:w="4032" w:type="dxa"/>
-            <w:shd w:val="clear" w:color="auto" w:fill="auto"/>
           </w:tcPr>
           <w:p>
             <w:pPr>
@@ -566,7 +546,6 @@
         <w:tc>
           <w:tcPr>
             <w:tcW w:w="5040" w:type="dxa"/>
-            <w:shd w:val="clear" w:color="auto" w:fill="auto"/>
           </w:tcPr>
           <w:p>
             <w:pPr>
@@ -620,7 +599,6 @@
         <w:tc>
           <w:tcPr>
             <w:tcW w:w="4032" w:type="dxa"/>
-            <w:shd w:val="clear" w:color="auto" w:fill="auto"/>
           </w:tcPr>
           <w:p>
             <w:pPr>
@@ -641,7 +619,6 @@
         <w:tc>
           <w:tcPr>
             <w:tcW w:w="5040" w:type="dxa"/>
-            <w:shd w:val="clear" w:color="auto" w:fill="auto"/>
           </w:tcPr>
           <w:p>
             <w:pPr>
@@ -681,7 +658,6 @@
         <w:tc>
           <w:tcPr>
             <w:tcW w:w="4032" w:type="dxa"/>
-            <w:shd w:val="clear" w:color="auto" w:fill="auto"/>
           </w:tcPr>
           <w:p>
             <w:pPr>
@@ -702,7 +678,6 @@
         <w:tc>
           <w:tcPr>
             <w:tcW w:w="5040" w:type="dxa"/>
-            <w:shd w:val="clear" w:color="auto" w:fill="auto"/>
           </w:tcPr>
           <w:p>
             <w:pPr>
@@ -731,7 +706,7 @@
             </w:r>
             <w:r>
               <w:rPr>
-                <w:rStyle w:val="Voetnootmarkering"/>
+                <w:rStyle w:val="FootnoteReference"/>
                 <w:rFonts w:ascii="Arial" w:hAnsi="Arial" w:cs="Arial"/>
                 <w:i/>
               </w:rPr>
@@ -756,7 +731,6 @@
         <w:tc>
           <w:tcPr>
             <w:tcW w:w="4032" w:type="dxa"/>
-            <w:shd w:val="clear" w:color="auto" w:fill="auto"/>
           </w:tcPr>
           <w:p>
             <w:pPr>
@@ -774,21 +748,7 @@
               <w:rPr>
                 <w:rFonts w:ascii="Arial" w:hAnsi="Arial" w:cs="Arial"/>
               </w:rPr>
-              <w:t xml:space="preserve"> </w:t>
-            </w:r>
-            <w:proofErr w:type="spellStart"/>
-            <w:r>
-              <w:rPr>
-                <w:rFonts w:ascii="Arial" w:hAnsi="Arial" w:cs="Arial"/>
-              </w:rPr>
-              <w:t>excel</w:t>
-            </w:r>
-            <w:proofErr w:type="spellEnd"/>
-            <w:r>
-              <w:rPr>
-                <w:rFonts w:ascii="Arial" w:hAnsi="Arial" w:cs="Arial"/>
-              </w:rPr>
-              <w:t xml:space="preserve"> files met daarin meerdere rijen. Elke rij betreft geaggregeerde </w:t>
+              <w:t xml:space="preserve"> excel files met daarin meerdere rijen. Elke rij betreft geaggregeerde </w:t>
             </w:r>
             <w:r>
               <w:rPr>
@@ -796,19 +756,11 @@
               </w:rPr>
               <w:t xml:space="preserve">fit </w:t>
             </w:r>
-            <w:proofErr w:type="spellStart"/>
-            <w:r>
-              <w:rPr>
-                <w:rFonts w:ascii="Arial" w:hAnsi="Arial" w:cs="Arial"/>
-              </w:rPr>
-              <w:t>metrics</w:t>
-            </w:r>
-            <w:proofErr w:type="spellEnd"/>
-            <w:r>
-              <w:rPr>
-                <w:rFonts w:ascii="Arial" w:hAnsi="Arial" w:cs="Arial"/>
-              </w:rPr>
-              <w:t xml:space="preserve"> van de mate waarin we correct voorspeld hebben</w:t>
+            <w:r>
+              <w:rPr>
+                <w:rFonts w:ascii="Arial" w:hAnsi="Arial" w:cs="Arial"/>
+              </w:rPr>
+              <w:t>metrics van de mate waarin we correct voorspeld hebben</w:t>
             </w:r>
             <w:r>
               <w:rPr>
@@ -820,21 +772,7 @@
               <w:rPr>
                 <w:rFonts w:ascii="Arial" w:hAnsi="Arial" w:cs="Arial"/>
               </w:rPr>
-              <w:t xml:space="preserve"> in een periode (3 jaar). De </w:t>
-            </w:r>
-            <w:proofErr w:type="spellStart"/>
-            <w:r>
-              <w:rPr>
-                <w:rFonts w:ascii="Arial" w:hAnsi="Arial" w:cs="Arial"/>
-              </w:rPr>
-              <w:t>metrics</w:t>
-            </w:r>
-            <w:proofErr w:type="spellEnd"/>
-            <w:r>
-              <w:rPr>
-                <w:rFonts w:ascii="Arial" w:hAnsi="Arial" w:cs="Arial"/>
-              </w:rPr>
-              <w:t xml:space="preserve"> betreffen steeds geaggregeerde statistieken </w:t>
+              <w:t xml:space="preserve"> in een periode (3 jaar). De metrics betreffen steeds geaggregeerde statistieken </w:t>
             </w:r>
             <w:r>
               <w:rPr>
@@ -905,89 +843,7 @@
               <w:rPr>
                 <w:rFonts w:ascii="Arial" w:hAnsi="Arial" w:cs="Arial"/>
               </w:rPr>
-              <w:t xml:space="preserve">Vier van deze files zijn al eerder succesvol aangeboden. Echter bieden we ze opnieuw aan omdat er bij een aantal waarden een </w:t>
-            </w:r>
-            <w:proofErr w:type="spellStart"/>
-            <w:r>
-              <w:rPr>
-                <w:rFonts w:ascii="Arial" w:hAnsi="Arial" w:cs="Arial"/>
-              </w:rPr>
-              <w:t>parsing</w:t>
-            </w:r>
-            <w:proofErr w:type="spellEnd"/>
-            <w:r>
-              <w:rPr>
-                <w:rFonts w:ascii="Arial" w:hAnsi="Arial" w:cs="Arial"/>
-              </w:rPr>
-              <w:t xml:space="preserve"> error was ontstaan waarbij heel kleine getallen als heel grote waren omgezet toen we van .</w:t>
-            </w:r>
-            <w:proofErr w:type="spellStart"/>
-            <w:r>
-              <w:rPr>
-                <w:rFonts w:ascii="Arial" w:hAnsi="Arial" w:cs="Arial"/>
-              </w:rPr>
-              <w:t>csv</w:t>
-            </w:r>
-            <w:proofErr w:type="spellEnd"/>
-            <w:r>
-              <w:rPr>
-                <w:rFonts w:ascii="Arial" w:hAnsi="Arial" w:cs="Arial"/>
-              </w:rPr>
-              <w:t xml:space="preserve"> naar .</w:t>
-            </w:r>
-            <w:proofErr w:type="spellStart"/>
-            <w:r>
-              <w:rPr>
-                <w:rFonts w:ascii="Arial" w:hAnsi="Arial" w:cs="Arial"/>
-              </w:rPr>
-              <w:t>xlsx</w:t>
-            </w:r>
-            <w:proofErr w:type="spellEnd"/>
-            <w:r>
-              <w:rPr>
-                <w:rFonts w:ascii="Arial" w:hAnsi="Arial" w:cs="Arial"/>
-              </w:rPr>
-              <w:t xml:space="preserve"> zijn gegaan voor de output controle. Dit zijn de files results_sample_size1, </w:t>
-            </w:r>
-            <w:r>
-              <w:rPr>
-                <w:rFonts w:ascii="Arial" w:hAnsi="Arial" w:cs="Arial"/>
-              </w:rPr>
-              <w:t>results_sample_size</w:t>
-            </w:r>
-            <w:r>
-              <w:rPr>
-                <w:rFonts w:ascii="Arial" w:hAnsi="Arial" w:cs="Arial"/>
-              </w:rPr>
-              <w:t xml:space="preserve">2, </w:t>
-            </w:r>
-            <w:proofErr w:type="spellStart"/>
-            <w:r>
-              <w:rPr>
-                <w:rFonts w:ascii="Arial" w:hAnsi="Arial" w:cs="Arial"/>
-              </w:rPr>
-              <w:t>results_topics</w:t>
-            </w:r>
-            <w:proofErr w:type="spellEnd"/>
-            <w:r>
-              <w:rPr>
-                <w:rFonts w:ascii="Arial" w:hAnsi="Arial" w:cs="Arial"/>
-              </w:rPr>
-              <w:t xml:space="preserve">, </w:t>
-            </w:r>
-            <w:proofErr w:type="spellStart"/>
-            <w:r>
-              <w:rPr>
-                <w:rFonts w:ascii="Arial" w:hAnsi="Arial" w:cs="Arial"/>
-              </w:rPr>
-              <w:t>results_cumulative</w:t>
-            </w:r>
-            <w:proofErr w:type="spellEnd"/>
-            <w:r>
-              <w:rPr>
-                <w:rFonts w:ascii="Arial" w:hAnsi="Arial" w:cs="Arial"/>
-              </w:rPr>
-              <w:t xml:space="preserve"> topics.</w:t>
+              <w:t>Vier van deze files zijn al eerder succesvol aangeboden. Echter bieden we ze opnieuw aan omdat er bij een aantal waarden een parsing error was ontstaan waarbij heel kleine getallen als heel grote waren omgezet toen we van .csv naar .xlsx zijn gegaan voor de output controle. Dit zijn de files results_sample_size1, results_sample_size2, results_topics, results_cumulative topics.</w:t>
             </w:r>
           </w:p>
           <w:p>
@@ -1007,49 +863,7 @@
               <w:rPr>
                 <w:rFonts w:ascii="Arial" w:hAnsi="Arial" w:cs="Arial"/>
               </w:rPr>
-              <w:t>Merk verder op dat twee van de resterende vijf files versies zijn van eerdere files, maar waarbij we een andere ‘</w:t>
-            </w:r>
-            <w:proofErr w:type="spellStart"/>
-            <w:r>
-              <w:rPr>
-                <w:rFonts w:ascii="Arial" w:hAnsi="Arial" w:cs="Arial"/>
-              </w:rPr>
-              <w:t>seed</w:t>
-            </w:r>
-            <w:proofErr w:type="spellEnd"/>
-            <w:r>
-              <w:rPr>
-                <w:rFonts w:ascii="Arial" w:hAnsi="Arial" w:cs="Arial"/>
-              </w:rPr>
-              <w:t xml:space="preserve">’ hebben gebruikt. Dit betekent dat het algoritme data we gebruiken een andere startwaarde trekt (random </w:t>
-            </w:r>
-            <w:proofErr w:type="spellStart"/>
-            <w:r>
-              <w:rPr>
-                <w:rFonts w:ascii="Arial" w:hAnsi="Arial" w:cs="Arial"/>
-              </w:rPr>
-              <w:t>number</w:t>
-            </w:r>
-            <w:proofErr w:type="spellEnd"/>
-            <w:r>
-              <w:rPr>
-                <w:rFonts w:ascii="Arial" w:hAnsi="Arial" w:cs="Arial"/>
-              </w:rPr>
-              <w:t xml:space="preserve"> generator). Dit betreft de twee files waar _</w:t>
-            </w:r>
-            <w:proofErr w:type="spellStart"/>
-            <w:r>
-              <w:rPr>
-                <w:rFonts w:ascii="Arial" w:hAnsi="Arial" w:cs="Arial"/>
-              </w:rPr>
-              <w:t>seeds</w:t>
-            </w:r>
-            <w:proofErr w:type="spellEnd"/>
-            <w:r>
-              <w:rPr>
-                <w:rFonts w:ascii="Arial" w:hAnsi="Arial" w:cs="Arial"/>
-              </w:rPr>
-              <w:t xml:space="preserve"> achter staat.</w:t>
+              <w:t>Merk verder op dat twee van de resterende vijf files versies zijn van eerdere files, maar waarbij we een andere ‘seed’ hebben gebruikt. Dit betekent dat het algoritme data we gebruiken een andere startwaarde trekt (random number generator). Dit betreft de twee files waar _seeds achter staat.</w:t>
             </w:r>
           </w:p>
         </w:tc>
@@ -1058,7 +872,6 @@
         <w:tc>
           <w:tcPr>
             <w:tcW w:w="5040" w:type="dxa"/>
-            <w:shd w:val="clear" w:color="auto" w:fill="auto"/>
           </w:tcPr>
           <w:p>
             <w:pPr>
@@ -1084,7 +897,6 @@
         <w:tc>
           <w:tcPr>
             <w:tcW w:w="4032" w:type="dxa"/>
-            <w:shd w:val="clear" w:color="auto" w:fill="auto"/>
           </w:tcPr>
           <w:p>
             <w:pPr>
@@ -1105,7 +917,6 @@
         <w:tc>
           <w:tcPr>
             <w:tcW w:w="5040" w:type="dxa"/>
-            <w:shd w:val="clear" w:color="auto" w:fill="auto"/>
           </w:tcPr>
           <w:p>
             <w:pPr>
@@ -1142,7 +953,6 @@
         <w:tc>
           <w:tcPr>
             <w:tcW w:w="4032" w:type="dxa"/>
-            <w:shd w:val="clear" w:color="auto" w:fill="auto"/>
           </w:tcPr>
           <w:p>
             <w:pPr>
@@ -1163,7 +973,6 @@
         <w:tc>
           <w:tcPr>
             <w:tcW w:w="5040" w:type="dxa"/>
-            <w:shd w:val="clear" w:color="auto" w:fill="auto"/>
           </w:tcPr>
           <w:p>
             <w:pPr>
@@ -1200,7 +1009,6 @@
         <w:tc>
           <w:tcPr>
             <w:tcW w:w="4032" w:type="dxa"/>
-            <w:shd w:val="clear" w:color="auto" w:fill="auto"/>
           </w:tcPr>
           <w:p>
             <w:pPr>
@@ -1221,7 +1029,6 @@
         <w:tc>
           <w:tcPr>
             <w:tcW w:w="5040" w:type="dxa"/>
-            <w:shd w:val="clear" w:color="auto" w:fill="auto"/>
           </w:tcPr>
           <w:p>
             <w:pPr>
@@ -1258,7 +1065,6 @@
         <w:tc>
           <w:tcPr>
             <w:tcW w:w="4032" w:type="dxa"/>
-            <w:shd w:val="clear" w:color="auto" w:fill="auto"/>
           </w:tcPr>
           <w:p>
             <w:pPr>
@@ -1279,7 +1085,6 @@
         <w:tc>
           <w:tcPr>
             <w:tcW w:w="5040" w:type="dxa"/>
-            <w:shd w:val="clear" w:color="auto" w:fill="auto"/>
           </w:tcPr>
           <w:p>
             <w:pPr>
@@ -1328,7 +1133,6 @@
         <w:tc>
           <w:tcPr>
             <w:tcW w:w="4032" w:type="dxa"/>
-            <w:shd w:val="clear" w:color="auto" w:fill="auto"/>
           </w:tcPr>
           <w:p>
             <w:pPr>
@@ -1349,7 +1153,6 @@
         <w:tc>
           <w:tcPr>
             <w:tcW w:w="5040" w:type="dxa"/>
-            <w:shd w:val="clear" w:color="auto" w:fill="auto"/>
           </w:tcPr>
           <w:p>
             <w:pPr>
@@ -1417,7 +1220,6 @@
         <w:tc>
           <w:tcPr>
             <w:tcW w:w="4032" w:type="dxa"/>
-            <w:shd w:val="clear" w:color="auto" w:fill="auto"/>
           </w:tcPr>
           <w:p>
             <w:pPr>
@@ -1450,7 +1252,7 @@
 </file>
 
 <file path=word/endnotes.xml><?xml version="1.0" encoding="utf-8"?>
-<w:endnotes xmlns:wpc="http://schemas.microsoft.com/office/word/2010/wordprocessingCanvas" xmlns:cx="http://schemas.microsoft.com/office/drawing/2014/chartex" xmlns:cx1="http://schemas.microsoft.com/office/drawing/2015/9/8/chartex" xmlns:mc="http://schemas.openxmlformats.org/markup-compatibility/2006" xmlns:o="urn:schemas-microsoft-com:office:office" xmlns:r="http://schemas.openxmlformats.org/officeDocument/2006/relationships" xmlns:m="http://schemas.openxmlformats.org/officeDocument/2006/math" xmlns:v="urn:schemas-microsoft-com:vml" xmlns:wp14="http://schemas.microsoft.com/office/word/2010/wordprocessingDrawing" xmlns:wp="http://schemas.openxmlformats.org/drawingml/2006/wordprocessingDrawing" xmlns:w10="urn:schemas-microsoft-com:office:word" xmlns:w="http://schemas.openxmlformats.org/wordprocessingml/2006/main" xmlns:w14="http://schemas.microsoft.com/office/word/2010/wordml" xmlns:w15="http://schemas.microsoft.com/office/word/2012/wordml" xmlns:w16se="http://schemas.microsoft.com/office/word/2015/wordml/symex" xmlns:wpg="http://schemas.microsoft.com/office/word/2010/wordprocessingGroup" xmlns:wpi="http://schemas.microsoft.com/office/word/2010/wordprocessingInk" xmlns:wne="http://schemas.microsoft.com/office/word/2006/wordml" xmlns:wps="http://schemas.microsoft.com/office/word/2010/wordprocessingShape" mc:Ignorable="w14 w15 w16se wp14">
+<w:endnotes xmlns:wpc="http://schemas.microsoft.com/office/word/2010/wordprocessingCanvas" xmlns:cx="http://schemas.microsoft.com/office/drawing/2014/chartex" xmlns:cx1="http://schemas.microsoft.com/office/drawing/2015/9/8/chartex" xmlns:cx2="http://schemas.microsoft.com/office/drawing/2015/10/21/chartex" xmlns:cx3="http://schemas.microsoft.com/office/drawing/2016/5/9/chartex" xmlns:cx4="http://schemas.microsoft.com/office/drawing/2016/5/10/chartex" xmlns:cx5="http://schemas.microsoft.com/office/drawing/2016/5/11/chartex" xmlns:cx6="http://schemas.microsoft.com/office/drawing/2016/5/12/chartex" xmlns:cx7="http://schemas.microsoft.com/office/drawing/2016/5/13/chartex" xmlns:cx8="http://schemas.microsoft.com/office/drawing/2016/5/14/chartex" xmlns:mc="http://schemas.openxmlformats.org/markup-compatibility/2006" xmlns:aink="http://schemas.microsoft.com/office/drawing/2016/ink" xmlns:am3d="http://schemas.microsoft.com/office/drawing/2017/model3d" xmlns:o="urn:schemas-microsoft-com:office:office" xmlns:oel="http://schemas.microsoft.com/office/2019/extlst" xmlns:r="http://schemas.openxmlformats.org/officeDocument/2006/relationships" xmlns:m="http://schemas.openxmlformats.org/officeDocument/2006/math" xmlns:v="urn:schemas-microsoft-com:vml" xmlns:wp14="http://schemas.microsoft.com/office/word/2010/wordprocessingDrawing" xmlns:wp="http://schemas.openxmlformats.org/drawingml/2006/wordprocessingDrawing" xmlns:w10="urn:schemas-microsoft-com:office:word" xmlns:w="http://schemas.openxmlformats.org/wordprocessingml/2006/main" xmlns:w14="http://schemas.microsoft.com/office/word/2010/wordml" xmlns:w15="http://schemas.microsoft.com/office/word/2012/wordml" xmlns:w16cex="http://schemas.microsoft.com/office/word/2018/wordml/cex" xmlns:w16cid="http://schemas.microsoft.com/office/word/2016/wordml/cid" xmlns:w16="http://schemas.microsoft.com/office/word/2018/wordml" xmlns:w16du="http://schemas.microsoft.com/office/word/2023/wordml/word16du" xmlns:w16sdtdh="http://schemas.microsoft.com/office/word/2020/wordml/sdtdatahash" xmlns:w16sdtfl="http://schemas.microsoft.com/office/word/2024/wordml/sdtformatlock" xmlns:w16se="http://schemas.microsoft.com/office/word/2015/wordml/symex" xmlns:wpg="http://schemas.microsoft.com/office/word/2010/wordprocessingGroup" xmlns:wpi="http://schemas.microsoft.com/office/word/2010/wordprocessingInk" xmlns:wne="http://schemas.microsoft.com/office/word/2006/wordml" xmlns:wps="http://schemas.microsoft.com/office/word/2010/wordprocessingShape" mc:Ignorable="w14 w15 w16se w16cid w16 w16cex w16sdtdh w16sdtfl w16du wp14">
   <w:endnote w:type="separator" w:id="-1">
     <w:p>
       <w:r>
@@ -1469,10 +1271,10 @@
 </file>
 
 <file path=word/footer1.xml><?xml version="1.0" encoding="utf-8"?>
-<w:ftr xmlns:wpc="http://schemas.microsoft.com/office/word/2010/wordprocessingCanvas" xmlns:cx="http://schemas.microsoft.com/office/drawing/2014/chartex" xmlns:cx1="http://schemas.microsoft.com/office/drawing/2015/9/8/chartex" xmlns:mc="http://schemas.openxmlformats.org/markup-compatibility/2006" xmlns:o="urn:schemas-microsoft-com:office:office" xmlns:r="http://schemas.openxmlformats.org/officeDocument/2006/relationships" xmlns:m="http://schemas.openxmlformats.org/officeDocument/2006/math" xmlns:v="urn:schemas-microsoft-com:vml" xmlns:wp14="http://schemas.microsoft.com/office/word/2010/wordprocessingDrawing" xmlns:wp="http://schemas.openxmlformats.org/drawingml/2006/wordprocessingDrawing" xmlns:w10="urn:schemas-microsoft-com:office:word" xmlns:w="http://schemas.openxmlformats.org/wordprocessingml/2006/main" xmlns:w14="http://schemas.microsoft.com/office/word/2010/wordml" xmlns:w15="http://schemas.microsoft.com/office/word/2012/wordml" xmlns:w16se="http://schemas.microsoft.com/office/word/2015/wordml/symex" xmlns:wpg="http://schemas.microsoft.com/office/word/2010/wordprocessingGroup" xmlns:wpi="http://schemas.microsoft.com/office/word/2010/wordprocessingInk" xmlns:wne="http://schemas.microsoft.com/office/word/2006/wordml" xmlns:wps="http://schemas.microsoft.com/office/word/2010/wordprocessingShape" mc:Ignorable="w14 w15 w16se wp14">
+<w:ftr xmlns:wpc="http://schemas.microsoft.com/office/word/2010/wordprocessingCanvas" xmlns:cx="http://schemas.microsoft.com/office/drawing/2014/chartex" xmlns:cx1="http://schemas.microsoft.com/office/drawing/2015/9/8/chartex" xmlns:cx2="http://schemas.microsoft.com/office/drawing/2015/10/21/chartex" xmlns:cx3="http://schemas.microsoft.com/office/drawing/2016/5/9/chartex" xmlns:cx4="http://schemas.microsoft.com/office/drawing/2016/5/10/chartex" xmlns:cx5="http://schemas.microsoft.com/office/drawing/2016/5/11/chartex" xmlns:cx6="http://schemas.microsoft.com/office/drawing/2016/5/12/chartex" xmlns:cx7="http://schemas.microsoft.com/office/drawing/2016/5/13/chartex" xmlns:cx8="http://schemas.microsoft.com/office/drawing/2016/5/14/chartex" xmlns:mc="http://schemas.openxmlformats.org/markup-compatibility/2006" xmlns:aink="http://schemas.microsoft.com/office/drawing/2016/ink" xmlns:am3d="http://schemas.microsoft.com/office/drawing/2017/model3d" xmlns:o="urn:schemas-microsoft-com:office:office" xmlns:oel="http://schemas.microsoft.com/office/2019/extlst" xmlns:r="http://schemas.openxmlformats.org/officeDocument/2006/relationships" xmlns:m="http://schemas.openxmlformats.org/officeDocument/2006/math" xmlns:v="urn:schemas-microsoft-com:vml" xmlns:wp14="http://schemas.microsoft.com/office/word/2010/wordprocessingDrawing" xmlns:wp="http://schemas.openxmlformats.org/drawingml/2006/wordprocessingDrawing" xmlns:w10="urn:schemas-microsoft-com:office:word" xmlns:w="http://schemas.openxmlformats.org/wordprocessingml/2006/main" xmlns:w14="http://schemas.microsoft.com/office/word/2010/wordml" xmlns:w15="http://schemas.microsoft.com/office/word/2012/wordml" xmlns:w16cex="http://schemas.microsoft.com/office/word/2018/wordml/cex" xmlns:w16cid="http://schemas.microsoft.com/office/word/2016/wordml/cid" xmlns:w16="http://schemas.microsoft.com/office/word/2018/wordml" xmlns:w16du="http://schemas.microsoft.com/office/word/2023/wordml/word16du" xmlns:w16sdtdh="http://schemas.microsoft.com/office/word/2020/wordml/sdtdatahash" xmlns:w16sdtfl="http://schemas.microsoft.com/office/word/2024/wordml/sdtformatlock" xmlns:w16se="http://schemas.microsoft.com/office/word/2015/wordml/symex" xmlns:wpg="http://schemas.microsoft.com/office/word/2010/wordprocessingGroup" xmlns:wpi="http://schemas.microsoft.com/office/word/2010/wordprocessingInk" xmlns:wne="http://schemas.microsoft.com/office/word/2006/wordml" xmlns:wps="http://schemas.microsoft.com/office/word/2010/wordprocessingShape" mc:Ignorable="w14 w15 w16se w16cid w16 w16cex w16sdtdh w16sdtfl w16du wp14">
   <w:p>
     <w:pPr>
-      <w:pStyle w:val="Voettekst"/>
+      <w:pStyle w:val="Footer"/>
     </w:pPr>
     <w:r>
       <w:t xml:space="preserve">Pagina </w:t>
@@ -1500,7 +1302,7 @@
 </file>
 
 <file path=word/footnotes.xml><?xml version="1.0" encoding="utf-8"?>
-<w:footnotes xmlns:wpc="http://schemas.microsoft.com/office/word/2010/wordprocessingCanvas" xmlns:cx="http://schemas.microsoft.com/office/drawing/2014/chartex" xmlns:cx1="http://schemas.microsoft.com/office/drawing/2015/9/8/chartex" xmlns:mc="http://schemas.openxmlformats.org/markup-compatibility/2006" xmlns:o="urn:schemas-microsoft-com:office:office" xmlns:r="http://schemas.openxmlformats.org/officeDocument/2006/relationships" xmlns:m="http://schemas.openxmlformats.org/officeDocument/2006/math" xmlns:v="urn:schemas-microsoft-com:vml" xmlns:wp14="http://schemas.microsoft.com/office/word/2010/wordprocessingDrawing" xmlns:wp="http://schemas.openxmlformats.org/drawingml/2006/wordprocessingDrawing" xmlns:w10="urn:schemas-microsoft-com:office:word" xmlns:w="http://schemas.openxmlformats.org/wordprocessingml/2006/main" xmlns:w14="http://schemas.microsoft.com/office/word/2010/wordml" xmlns:w15="http://schemas.microsoft.com/office/word/2012/wordml" xmlns:w16se="http://schemas.microsoft.com/office/word/2015/wordml/symex" xmlns:wpg="http://schemas.microsoft.com/office/word/2010/wordprocessingGroup" xmlns:wpi="http://schemas.microsoft.com/office/word/2010/wordprocessingInk" xmlns:wne="http://schemas.microsoft.com/office/word/2006/wordml" xmlns:wps="http://schemas.microsoft.com/office/word/2010/wordprocessingShape" mc:Ignorable="w14 w15 w16se wp14">
+<w:footnotes xmlns:wpc="http://schemas.microsoft.com/office/word/2010/wordprocessingCanvas" xmlns:cx="http://schemas.microsoft.com/office/drawing/2014/chartex" xmlns:cx1="http://schemas.microsoft.com/office/drawing/2015/9/8/chartex" xmlns:cx2="http://schemas.microsoft.com/office/drawing/2015/10/21/chartex" xmlns:cx3="http://schemas.microsoft.com/office/drawing/2016/5/9/chartex" xmlns:cx4="http://schemas.microsoft.com/office/drawing/2016/5/10/chartex" xmlns:cx5="http://schemas.microsoft.com/office/drawing/2016/5/11/chartex" xmlns:cx6="http://schemas.microsoft.com/office/drawing/2016/5/12/chartex" xmlns:cx7="http://schemas.microsoft.com/office/drawing/2016/5/13/chartex" xmlns:cx8="http://schemas.microsoft.com/office/drawing/2016/5/14/chartex" xmlns:mc="http://schemas.openxmlformats.org/markup-compatibility/2006" xmlns:aink="http://schemas.microsoft.com/office/drawing/2016/ink" xmlns:am3d="http://schemas.microsoft.com/office/drawing/2017/model3d" xmlns:o="urn:schemas-microsoft-com:office:office" xmlns:oel="http://schemas.microsoft.com/office/2019/extlst" xmlns:r="http://schemas.openxmlformats.org/officeDocument/2006/relationships" xmlns:m="http://schemas.openxmlformats.org/officeDocument/2006/math" xmlns:v="urn:schemas-microsoft-com:vml" xmlns:wp14="http://schemas.microsoft.com/office/word/2010/wordprocessingDrawing" xmlns:wp="http://schemas.openxmlformats.org/drawingml/2006/wordprocessingDrawing" xmlns:w10="urn:schemas-microsoft-com:office:word" xmlns:w="http://schemas.openxmlformats.org/wordprocessingml/2006/main" xmlns:w14="http://schemas.microsoft.com/office/word/2010/wordml" xmlns:w15="http://schemas.microsoft.com/office/word/2012/wordml" xmlns:w16cex="http://schemas.microsoft.com/office/word/2018/wordml/cex" xmlns:w16cid="http://schemas.microsoft.com/office/word/2016/wordml/cid" xmlns:w16="http://schemas.microsoft.com/office/word/2018/wordml" xmlns:w16du="http://schemas.microsoft.com/office/word/2023/wordml/word16du" xmlns:w16sdtdh="http://schemas.microsoft.com/office/word/2020/wordml/sdtdatahash" xmlns:w16sdtfl="http://schemas.microsoft.com/office/word/2024/wordml/sdtformatlock" xmlns:w16se="http://schemas.microsoft.com/office/word/2015/wordml/symex" xmlns:wpg="http://schemas.microsoft.com/office/word/2010/wordprocessingGroup" xmlns:wpi="http://schemas.microsoft.com/office/word/2010/wordprocessingInk" xmlns:wne="http://schemas.microsoft.com/office/word/2006/wordml" xmlns:wps="http://schemas.microsoft.com/office/word/2010/wordprocessingShape" mc:Ignorable="w14 w15 w16se w16cid w16 w16cex w16sdtdh w16sdtfl w16du wp14">
   <w:footnote w:type="separator" w:id="-1">
     <w:p>
       <w:r>
@@ -1518,11 +1320,11 @@
   <w:footnote w:id="1">
     <w:p>
       <w:pPr>
-        <w:pStyle w:val="Voetnoottekst"/>
+        <w:pStyle w:val="FootnoteText"/>
       </w:pPr>
       <w:r>
         <w:rPr>
-          <w:rStyle w:val="Voetnootmarkering"/>
+          <w:rStyle w:val="FootnoteReference"/>
         </w:rPr>
         <w:footnoteRef/>
       </w:r>
@@ -1540,11 +1342,11 @@
   <w:footnote w:id="2">
     <w:p>
       <w:pPr>
-        <w:pStyle w:val="Voetnoottekst"/>
+        <w:pStyle w:val="FootnoteText"/>
       </w:pPr>
       <w:r>
         <w:rPr>
-          <w:rStyle w:val="Voetnootmarkering"/>
+          <w:rStyle w:val="FootnoteReference"/>
         </w:rPr>
         <w:footnoteRef/>
       </w:r>
@@ -1575,7 +1377,7 @@
 </file>
 
 <file path=word/header1.xml><?xml version="1.0" encoding="utf-8"?>
-<w:hdr xmlns:wpc="http://schemas.microsoft.com/office/word/2010/wordprocessingCanvas" xmlns:cx="http://schemas.microsoft.com/office/drawing/2014/chartex" xmlns:cx1="http://schemas.microsoft.com/office/drawing/2015/9/8/chartex" xmlns:mc="http://schemas.openxmlformats.org/markup-compatibility/2006" xmlns:o="urn:schemas-microsoft-com:office:office" xmlns:r="http://schemas.openxmlformats.org/officeDocument/2006/relationships" xmlns:m="http://schemas.openxmlformats.org/officeDocument/2006/math" xmlns:v="urn:schemas-microsoft-com:vml" xmlns:wp14="http://schemas.microsoft.com/office/word/2010/wordprocessingDrawing" xmlns:wp="http://schemas.openxmlformats.org/drawingml/2006/wordprocessingDrawing" xmlns:w10="urn:schemas-microsoft-com:office:word" xmlns:w="http://schemas.openxmlformats.org/wordprocessingml/2006/main" xmlns:w14="http://schemas.microsoft.com/office/word/2010/wordml" xmlns:w15="http://schemas.microsoft.com/office/word/2012/wordml" xmlns:w16se="http://schemas.microsoft.com/office/word/2015/wordml/symex" xmlns:wpg="http://schemas.microsoft.com/office/word/2010/wordprocessingGroup" xmlns:wpi="http://schemas.microsoft.com/office/word/2010/wordprocessingInk" xmlns:wne="http://schemas.microsoft.com/office/word/2006/wordml" xmlns:wps="http://schemas.microsoft.com/office/word/2010/wordprocessingShape" mc:Ignorable="w14 w15 w16se wp14">
+<w:hdr xmlns:wpc="http://schemas.microsoft.com/office/word/2010/wordprocessingCanvas" xmlns:cx="http://schemas.microsoft.com/office/drawing/2014/chartex" xmlns:cx1="http://schemas.microsoft.com/office/drawing/2015/9/8/chartex" xmlns:cx2="http://schemas.microsoft.com/office/drawing/2015/10/21/chartex" xmlns:cx3="http://schemas.microsoft.com/office/drawing/2016/5/9/chartex" xmlns:cx4="http://schemas.microsoft.com/office/drawing/2016/5/10/chartex" xmlns:cx5="http://schemas.microsoft.com/office/drawing/2016/5/11/chartex" xmlns:cx6="http://schemas.microsoft.com/office/drawing/2016/5/12/chartex" xmlns:cx7="http://schemas.microsoft.com/office/drawing/2016/5/13/chartex" xmlns:cx8="http://schemas.microsoft.com/office/drawing/2016/5/14/chartex" xmlns:mc="http://schemas.openxmlformats.org/markup-compatibility/2006" xmlns:aink="http://schemas.microsoft.com/office/drawing/2016/ink" xmlns:am3d="http://schemas.microsoft.com/office/drawing/2017/model3d" xmlns:o="urn:schemas-microsoft-com:office:office" xmlns:oel="http://schemas.microsoft.com/office/2019/extlst" xmlns:r="http://schemas.openxmlformats.org/officeDocument/2006/relationships" xmlns:m="http://schemas.openxmlformats.org/officeDocument/2006/math" xmlns:v="urn:schemas-microsoft-com:vml" xmlns:wp14="http://schemas.microsoft.com/office/word/2010/wordprocessingDrawing" xmlns:wp="http://schemas.openxmlformats.org/drawingml/2006/wordprocessingDrawing" xmlns:w10="urn:schemas-microsoft-com:office:word" xmlns:w="http://schemas.openxmlformats.org/wordprocessingml/2006/main" xmlns:w14="http://schemas.microsoft.com/office/word/2010/wordml" xmlns:w15="http://schemas.microsoft.com/office/word/2012/wordml" xmlns:w16cex="http://schemas.microsoft.com/office/word/2018/wordml/cex" xmlns:w16cid="http://schemas.microsoft.com/office/word/2016/wordml/cid" xmlns:w16="http://schemas.microsoft.com/office/word/2018/wordml" xmlns:w16du="http://schemas.microsoft.com/office/word/2023/wordml/word16du" xmlns:w16sdtdh="http://schemas.microsoft.com/office/word/2020/wordml/sdtdatahash" xmlns:w16sdtfl="http://schemas.microsoft.com/office/word/2024/wordml/sdtformatlock" xmlns:w16se="http://schemas.microsoft.com/office/word/2015/wordml/symex" xmlns:wpg="http://schemas.microsoft.com/office/word/2010/wordprocessingGroup" xmlns:wpi="http://schemas.microsoft.com/office/word/2010/wordprocessingInk" xmlns:wne="http://schemas.microsoft.com/office/word/2006/wordml" xmlns:wps="http://schemas.microsoft.com/office/word/2010/wordprocessingShape" mc:Ignorable="w14 w15 w16se w16cid w16 w16cex w16sdtdh w16sdtfl w16du wp14">
   <w:p>
     <w:pPr>
       <w:pStyle w:val="Divisie"/>
@@ -1723,7 +1525,7 @@
   </w:p>
   <w:p>
     <w:pPr>
-      <w:pStyle w:val="Koptekst"/>
+      <w:pStyle w:val="Header"/>
     </w:pPr>
     <w:r>
       <w:rPr>
@@ -1797,7 +1599,7 @@
 </file>
 
 <file path=word/numbering.xml><?xml version="1.0" encoding="utf-8"?>
-<w:numbering xmlns:wpc="http://schemas.microsoft.com/office/word/2010/wordprocessingCanvas" xmlns:cx="http://schemas.microsoft.com/office/drawing/2014/chartex" xmlns:cx1="http://schemas.microsoft.com/office/drawing/2015/9/8/chartex" xmlns:mc="http://schemas.openxmlformats.org/markup-compatibility/2006" xmlns:o="urn:schemas-microsoft-com:office:office" xmlns:r="http://schemas.openxmlformats.org/officeDocument/2006/relationships" xmlns:m="http://schemas.openxmlformats.org/officeDocument/2006/math" xmlns:v="urn:schemas-microsoft-com:vml" xmlns:wp14="http://schemas.microsoft.com/office/word/2010/wordprocessingDrawing" xmlns:wp="http://schemas.openxmlformats.org/drawingml/2006/wordprocessingDrawing" xmlns:w10="urn:schemas-microsoft-com:office:word" xmlns:w="http://schemas.openxmlformats.org/wordprocessingml/2006/main" xmlns:w14="http://schemas.microsoft.com/office/word/2010/wordml" xmlns:w15="http://schemas.microsoft.com/office/word/2012/wordml" xmlns:w16se="http://schemas.microsoft.com/office/word/2015/wordml/symex" xmlns:wpg="http://schemas.microsoft.com/office/word/2010/wordprocessingGroup" xmlns:wpi="http://schemas.microsoft.com/office/word/2010/wordprocessingInk" xmlns:wne="http://schemas.microsoft.com/office/word/2006/wordml" xmlns:wps="http://schemas.microsoft.com/office/word/2010/wordprocessingShape" mc:Ignorable="w14 w15 w16se wp14">
+<w:numbering xmlns:wpc="http://schemas.microsoft.com/office/word/2010/wordprocessingCanvas" xmlns:cx="http://schemas.microsoft.com/office/drawing/2014/chartex" xmlns:cx1="http://schemas.microsoft.com/office/drawing/2015/9/8/chartex" xmlns:cx2="http://schemas.microsoft.com/office/drawing/2015/10/21/chartex" xmlns:cx3="http://schemas.microsoft.com/office/drawing/2016/5/9/chartex" xmlns:cx4="http://schemas.microsoft.com/office/drawing/2016/5/10/chartex" xmlns:cx5="http://schemas.microsoft.com/office/drawing/2016/5/11/chartex" xmlns:cx6="http://schemas.microsoft.com/office/drawing/2016/5/12/chartex" xmlns:cx7="http://schemas.microsoft.com/office/drawing/2016/5/13/chartex" xmlns:cx8="http://schemas.microsoft.com/office/drawing/2016/5/14/chartex" xmlns:mc="http://schemas.openxmlformats.org/markup-compatibility/2006" xmlns:aink="http://schemas.microsoft.com/office/drawing/2016/ink" xmlns:am3d="http://schemas.microsoft.com/office/drawing/2017/model3d" xmlns:o="urn:schemas-microsoft-com:office:office" xmlns:oel="http://schemas.microsoft.com/office/2019/extlst" xmlns:r="http://schemas.openxmlformats.org/officeDocument/2006/relationships" xmlns:m="http://schemas.openxmlformats.org/officeDocument/2006/math" xmlns:v="urn:schemas-microsoft-com:vml" xmlns:wp14="http://schemas.microsoft.com/office/word/2010/wordprocessingDrawing" xmlns:wp="http://schemas.openxmlformats.org/drawingml/2006/wordprocessingDrawing" xmlns:w10="urn:schemas-microsoft-com:office:word" xmlns:w="http://schemas.openxmlformats.org/wordprocessingml/2006/main" xmlns:w14="http://schemas.microsoft.com/office/word/2010/wordml" xmlns:w15="http://schemas.microsoft.com/office/word/2012/wordml" xmlns:w16cex="http://schemas.microsoft.com/office/word/2018/wordml/cex" xmlns:w16cid="http://schemas.microsoft.com/office/word/2016/wordml/cid" xmlns:w16="http://schemas.microsoft.com/office/word/2018/wordml" xmlns:w16du="http://schemas.microsoft.com/office/word/2023/wordml/word16du" xmlns:w16sdtdh="http://schemas.microsoft.com/office/word/2020/wordml/sdtdatahash" xmlns:w16sdtfl="http://schemas.microsoft.com/office/word/2024/wordml/sdtformatlock" xmlns:w16se="http://schemas.microsoft.com/office/word/2015/wordml/symex" xmlns:wpg="http://schemas.microsoft.com/office/word/2010/wordprocessingGroup" xmlns:wpi="http://schemas.microsoft.com/office/word/2010/wordprocessingInk" xmlns:wne="http://schemas.microsoft.com/office/word/2006/wordml" xmlns:wps="http://schemas.microsoft.com/office/word/2010/wordprocessingShape" mc:Ignorable="w14 w15 w16se w16cid w16 w16cex w16sdtdh w16sdtfl w16du wp14">
   <w:abstractNum w:abstractNumId="0" w15:restartNumberingAfterBreak="0">
     <w:nsid w:val="FFFFFF7C"/>
     <w:multiLevelType w:val="singleLevel"/>
@@ -4540,7 +4342,7 @@
     <w:lvl w:ilvl="0" w:tplc="E71E288A">
       <w:start w:val="1"/>
       <w:numFmt w:val="bullet"/>
-      <w:pStyle w:val="Lijstalinea"/>
+      <w:pStyle w:val="ListParagraph"/>
       <w:lvlText w:val=""/>
       <w:lvlJc w:val="left"/>
       <w:pPr>
@@ -4790,122 +4592,122 @@
       </w:rPr>
     </w:lvl>
   </w:abstractNum>
-  <w:num w:numId="1">
+  <w:num w:numId="1" w16cid:durableId="1330135711">
     <w:abstractNumId w:val="10"/>
   </w:num>
-  <w:num w:numId="2">
+  <w:num w:numId="2" w16cid:durableId="1517842348">
     <w:abstractNumId w:val="19"/>
   </w:num>
-  <w:num w:numId="3">
+  <w:num w:numId="3" w16cid:durableId="495606994">
     <w:abstractNumId w:val="18"/>
   </w:num>
-  <w:num w:numId="4">
+  <w:num w:numId="4" w16cid:durableId="1254049437">
     <w:abstractNumId w:val="14"/>
   </w:num>
-  <w:num w:numId="5">
+  <w:num w:numId="5" w16cid:durableId="1241871353">
     <w:abstractNumId w:val="29"/>
   </w:num>
-  <w:num w:numId="6">
+  <w:num w:numId="6" w16cid:durableId="544567098">
     <w:abstractNumId w:val="21"/>
   </w:num>
-  <w:num w:numId="7">
+  <w:num w:numId="7" w16cid:durableId="515850012">
     <w:abstractNumId w:val="35"/>
   </w:num>
-  <w:num w:numId="8">
+  <w:num w:numId="8" w16cid:durableId="437455089">
     <w:abstractNumId w:val="32"/>
   </w:num>
-  <w:num w:numId="9">
+  <w:num w:numId="9" w16cid:durableId="450830587">
     <w:abstractNumId w:val="31"/>
   </w:num>
-  <w:num w:numId="10">
+  <w:num w:numId="10" w16cid:durableId="1988632185">
     <w:abstractNumId w:val="23"/>
   </w:num>
-  <w:num w:numId="11">
+  <w:num w:numId="11" w16cid:durableId="1643264760">
     <w:abstractNumId w:val="12"/>
   </w:num>
-  <w:num w:numId="12">
+  <w:num w:numId="12" w16cid:durableId="322046130">
     <w:abstractNumId w:val="9"/>
   </w:num>
-  <w:num w:numId="13">
+  <w:num w:numId="13" w16cid:durableId="1515807350">
     <w:abstractNumId w:val="7"/>
   </w:num>
-  <w:num w:numId="14">
+  <w:num w:numId="14" w16cid:durableId="1969697841">
     <w:abstractNumId w:val="6"/>
   </w:num>
-  <w:num w:numId="15">
+  <w:num w:numId="15" w16cid:durableId="83766406">
     <w:abstractNumId w:val="5"/>
   </w:num>
-  <w:num w:numId="16">
+  <w:num w:numId="16" w16cid:durableId="1944223167">
     <w:abstractNumId w:val="4"/>
   </w:num>
-  <w:num w:numId="17">
+  <w:num w:numId="17" w16cid:durableId="1063678835">
     <w:abstractNumId w:val="8"/>
   </w:num>
-  <w:num w:numId="18">
+  <w:num w:numId="18" w16cid:durableId="706757091">
     <w:abstractNumId w:val="3"/>
   </w:num>
-  <w:num w:numId="19">
+  <w:num w:numId="19" w16cid:durableId="311956293">
     <w:abstractNumId w:val="2"/>
   </w:num>
-  <w:num w:numId="20">
+  <w:num w:numId="20" w16cid:durableId="216745399">
     <w:abstractNumId w:val="1"/>
   </w:num>
-  <w:num w:numId="21">
+  <w:num w:numId="21" w16cid:durableId="1746763026">
     <w:abstractNumId w:val="0"/>
   </w:num>
-  <w:num w:numId="22">
+  <w:num w:numId="22" w16cid:durableId="1412462974">
     <w:abstractNumId w:val="36"/>
   </w:num>
-  <w:num w:numId="23">
+  <w:num w:numId="23" w16cid:durableId="1734305800">
     <w:abstractNumId w:val="22"/>
   </w:num>
-  <w:num w:numId="24">
+  <w:num w:numId="24" w16cid:durableId="1810128096">
     <w:abstractNumId w:val="11"/>
   </w:num>
-  <w:num w:numId="25">
+  <w:num w:numId="25" w16cid:durableId="1076512097">
     <w:abstractNumId w:val="26"/>
   </w:num>
-  <w:num w:numId="26">
+  <w:num w:numId="26" w16cid:durableId="159202107">
     <w:abstractNumId w:val="25"/>
   </w:num>
-  <w:num w:numId="27">
+  <w:num w:numId="27" w16cid:durableId="183061879">
     <w:abstractNumId w:val="15"/>
   </w:num>
-  <w:num w:numId="28">
+  <w:num w:numId="28" w16cid:durableId="513153534">
     <w:abstractNumId w:val="34"/>
   </w:num>
-  <w:num w:numId="29">
+  <w:num w:numId="29" w16cid:durableId="1184897502">
     <w:abstractNumId w:val="13"/>
   </w:num>
-  <w:num w:numId="30">
+  <w:num w:numId="30" w16cid:durableId="1022124034">
     <w:abstractNumId w:val="30"/>
   </w:num>
-  <w:num w:numId="31">
+  <w:num w:numId="31" w16cid:durableId="1309285214">
     <w:abstractNumId w:val="16"/>
   </w:num>
-  <w:num w:numId="32">
+  <w:num w:numId="32" w16cid:durableId="1935242042">
     <w:abstractNumId w:val="27"/>
   </w:num>
-  <w:num w:numId="33">
+  <w:num w:numId="33" w16cid:durableId="512454218">
     <w:abstractNumId w:val="33"/>
   </w:num>
-  <w:num w:numId="34">
+  <w:num w:numId="34" w16cid:durableId="956332843">
     <w:abstractNumId w:val="17"/>
   </w:num>
-  <w:num w:numId="35">
+  <w:num w:numId="35" w16cid:durableId="1633049330">
     <w:abstractNumId w:val="28"/>
   </w:num>
-  <w:num w:numId="36">
+  <w:num w:numId="36" w16cid:durableId="685257147">
     <w:abstractNumId w:val="20"/>
   </w:num>
-  <w:num w:numId="37">
+  <w:num w:numId="37" w16cid:durableId="1832286743">
     <w:abstractNumId w:val="24"/>
   </w:num>
 </w:numbering>
 </file>
 
 <file path=word/styles.xml><?xml version="1.0" encoding="utf-8"?>
-<w:styles xmlns:mc="http://schemas.openxmlformats.org/markup-compatibility/2006" xmlns:r="http://schemas.openxmlformats.org/officeDocument/2006/relationships" xmlns:w="http://schemas.openxmlformats.org/wordprocessingml/2006/main" xmlns:w14="http://schemas.microsoft.com/office/word/2010/wordml" xmlns:w15="http://schemas.microsoft.com/office/word/2012/wordml" xmlns:w16se="http://schemas.microsoft.com/office/word/2015/wordml/symex" mc:Ignorable="w14 w15 w16se">
+<w:styles xmlns:mc="http://schemas.openxmlformats.org/markup-compatibility/2006" xmlns:r="http://schemas.openxmlformats.org/officeDocument/2006/relationships" xmlns:w="http://schemas.openxmlformats.org/wordprocessingml/2006/main" xmlns:w14="http://schemas.microsoft.com/office/word/2010/wordml" xmlns:w15="http://schemas.microsoft.com/office/word/2012/wordml" xmlns:w16cex="http://schemas.microsoft.com/office/word/2018/wordml/cex" xmlns:w16cid="http://schemas.microsoft.com/office/word/2016/wordml/cid" xmlns:w16="http://schemas.microsoft.com/office/word/2018/wordml" xmlns:w16du="http://schemas.microsoft.com/office/word/2023/wordml/word16du" xmlns:w16sdtdh="http://schemas.microsoft.com/office/word/2020/wordml/sdtdatahash" xmlns:w16sdtfl="http://schemas.microsoft.com/office/word/2024/wordml/sdtformatlock" xmlns:w16se="http://schemas.microsoft.com/office/word/2015/wordml/symex" mc:Ignorable="w14 w15 w16se w16cid w16 w16cex w16sdtdh w16sdtfl w16du">
   <w:docDefaults>
     <w:rPrDefault>
       <w:rPr>
@@ -4915,7 +4717,7 @@
     </w:rPrDefault>
     <w:pPrDefault/>
   </w:docDefaults>
-  <w:latentStyles w:defLockedState="0" w:defUIPriority="0" w:defSemiHidden="0" w:defUnhideWhenUsed="0" w:defQFormat="0" w:count="371">
+  <w:latentStyles w:defLockedState="0" w:defUIPriority="0" w:defSemiHidden="0" w:defUnhideWhenUsed="0" w:defQFormat="0" w:count="376">
     <w:lsdException w:name="heading 2" w:semiHidden="1" w:unhideWhenUsed="1" w:qFormat="1"/>
     <w:lsdException w:name="heading 3" w:semiHidden="1" w:unhideWhenUsed="1" w:qFormat="1"/>
     <w:lsdException w:name="heading 4" w:semiHidden="1" w:unhideWhenUsed="1" w:qFormat="1"/>
@@ -5274,8 +5076,13 @@
     <w:lsdException w:name="List Table 5 Dark Accent 6" w:uiPriority="50"/>
     <w:lsdException w:name="List Table 6 Colorful Accent 6" w:uiPriority="51"/>
     <w:lsdException w:name="List Table 7 Colorful Accent 6" w:uiPriority="52"/>
+    <w:lsdException w:name="Mention" w:semiHidden="1" w:uiPriority="99" w:unhideWhenUsed="1"/>
+    <w:lsdException w:name="Smart Hyperlink" w:semiHidden="1" w:uiPriority="99" w:unhideWhenUsed="1"/>
+    <w:lsdException w:name="Hashtag" w:semiHidden="1" w:uiPriority="99" w:unhideWhenUsed="1"/>
+    <w:lsdException w:name="Unresolved Mention" w:semiHidden="1" w:uiPriority="99" w:unhideWhenUsed="1"/>
+    <w:lsdException w:name="Smart Link" w:semiHidden="1" w:uiPriority="99" w:unhideWhenUsed="1"/>
   </w:latentStyles>
-  <w:style w:type="paragraph" w:default="1" w:styleId="Standaard">
+  <w:style w:type="paragraph" w:default="1" w:styleId="Normal">
     <w:name w:val="Normal"/>
     <w:rsid w:val="00A55103"/>
     <w:pPr>
@@ -5288,11 +5095,11 @@
       <w:rFonts w:ascii="Corbel" w:hAnsi="Corbel" w:cs="Corbel"/>
     </w:rPr>
   </w:style>
-  <w:style w:type="paragraph" w:styleId="Kop1">
+  <w:style w:type="paragraph" w:styleId="Heading1">
     <w:name w:val="heading 1"/>
-    <w:basedOn w:val="Standaard"/>
-    <w:next w:val="Standaard"/>
-    <w:link w:val="Kop1Char"/>
+    <w:basedOn w:val="Normal"/>
+    <w:next w:val="Normal"/>
+    <w:link w:val="Heading1Char"/>
     <w:rsid w:val="009F3CCF"/>
     <w:pPr>
       <w:keepNext/>
@@ -5309,11 +5116,11 @@
       <w:szCs w:val="28"/>
     </w:rPr>
   </w:style>
-  <w:style w:type="paragraph" w:styleId="Kop2">
+  <w:style w:type="paragraph" w:styleId="Heading2">
     <w:name w:val="heading 2"/>
-    <w:basedOn w:val="Standaard"/>
-    <w:next w:val="Standaard"/>
-    <w:link w:val="Kop2Char"/>
+    <w:basedOn w:val="Normal"/>
+    <w:next w:val="Normal"/>
+    <w:link w:val="Heading2Char"/>
     <w:semiHidden/>
     <w:unhideWhenUsed/>
     <w:qFormat/>
@@ -5333,13 +5140,13 @@
       <w:szCs w:val="26"/>
     </w:rPr>
   </w:style>
-  <w:style w:type="character" w:default="1" w:styleId="Standaardalinea-lettertype">
+  <w:style w:type="character" w:default="1" w:styleId="DefaultParagraphFont">
     <w:name w:val="Default Paragraph Font"/>
     <w:uiPriority w:val="1"/>
     <w:semiHidden/>
     <w:unhideWhenUsed/>
   </w:style>
-  <w:style w:type="table" w:default="1" w:styleId="Standaardtabel">
+  <w:style w:type="table" w:default="1" w:styleId="TableNormal">
     <w:name w:val="Normal Table"/>
     <w:uiPriority w:val="99"/>
     <w:semiHidden/>
@@ -5354,15 +5161,15 @@
       </w:tblCellMar>
     </w:tblPr>
   </w:style>
-  <w:style w:type="numbering" w:default="1" w:styleId="Geenlijst">
+  <w:style w:type="numbering" w:default="1" w:styleId="NoList">
     <w:name w:val="No List"/>
     <w:uiPriority w:val="99"/>
     <w:semiHidden/>
     <w:unhideWhenUsed/>
   </w:style>
-  <w:style w:type="paragraph" w:styleId="Geenafstand">
+  <w:style w:type="paragraph" w:styleId="NoSpacing">
     <w:name w:val="No Spacing"/>
-    <w:link w:val="GeenafstandChar"/>
+    <w:link w:val="NoSpacingChar"/>
     <w:uiPriority w:val="1"/>
     <w:rsid w:val="000F6E09"/>
     <w:rPr>
@@ -5371,9 +5178,9 @@
       <w:szCs w:val="22"/>
     </w:rPr>
   </w:style>
-  <w:style w:type="character" w:customStyle="1" w:styleId="GeenafstandChar">
-    <w:name w:val="Geen afstand Char"/>
-    <w:link w:val="Geenafstand"/>
+  <w:style w:type="character" w:customStyle="1" w:styleId="NoSpacingChar">
+    <w:name w:val="No Spacing Char"/>
+    <w:link w:val="NoSpacing"/>
     <w:uiPriority w:val="1"/>
     <w:rsid w:val="000F6E09"/>
     <w:rPr>
@@ -5382,10 +5189,10 @@
       <w:szCs w:val="22"/>
     </w:rPr>
   </w:style>
-  <w:style w:type="paragraph" w:styleId="Ballontekst">
+  <w:style w:type="paragraph" w:styleId="BalloonText">
     <w:name w:val="Balloon Text"/>
-    <w:basedOn w:val="Standaard"/>
-    <w:link w:val="BallontekstChar"/>
+    <w:basedOn w:val="Normal"/>
+    <w:link w:val="BalloonTextChar"/>
     <w:rsid w:val="000F6E09"/>
     <w:rPr>
       <w:rFonts w:ascii="Tahoma" w:hAnsi="Tahoma" w:cs="Tahoma"/>
@@ -5393,9 +5200,9 @@
       <w:szCs w:val="16"/>
     </w:rPr>
   </w:style>
-  <w:style w:type="character" w:customStyle="1" w:styleId="BallontekstChar">
-    <w:name w:val="Ballontekst Char"/>
-    <w:link w:val="Ballontekst"/>
+  <w:style w:type="character" w:customStyle="1" w:styleId="BalloonTextChar">
+    <w:name w:val="Balloon Text Char"/>
+    <w:link w:val="BalloonText"/>
     <w:rsid w:val="000F6E09"/>
     <w:rPr>
       <w:rFonts w:ascii="Tahoma" w:hAnsi="Tahoma" w:cs="Tahoma"/>
@@ -5403,9 +5210,9 @@
       <w:szCs w:val="16"/>
     </w:rPr>
   </w:style>
-  <w:style w:type="paragraph" w:styleId="Lijstalinea">
+  <w:style w:type="paragraph" w:styleId="ListParagraph">
     <w:name w:val="List Paragraph"/>
-    <w:basedOn w:val="Standaard"/>
+    <w:basedOn w:val="Normal"/>
     <w:uiPriority w:val="34"/>
     <w:rsid w:val="001B0B60"/>
     <w:pPr>
@@ -5418,7 +5225,7 @@
   </w:style>
   <w:style w:type="numbering" w:customStyle="1" w:styleId="StijlMetopsommingstekensSymbolsymboolLinks063cmVerk">
     <w:name w:val="Stijl Met opsommingstekens Symbol (symbool) Links:  063 cm Verk..."/>
-    <w:basedOn w:val="Geenlijst"/>
+    <w:basedOn w:val="NoList"/>
     <w:rsid w:val="001B0B60"/>
     <w:pPr>
       <w:numPr>
@@ -5428,7 +5235,7 @@
   </w:style>
   <w:style w:type="paragraph" w:customStyle="1" w:styleId="08Tussenkopje">
     <w:name w:val="08 Tussenkopje"/>
-    <w:basedOn w:val="Standaard"/>
+    <w:basedOn w:val="Normal"/>
     <w:rsid w:val="00C852C8"/>
     <w:rPr>
       <w:b/>
@@ -5443,10 +5250,10 @@
       <w:b/>
     </w:rPr>
   </w:style>
-  <w:style w:type="paragraph" w:styleId="Koptekst">
+  <w:style w:type="paragraph" w:styleId="Header">
     <w:name w:val="header"/>
-    <w:basedOn w:val="Standaard"/>
-    <w:link w:val="KoptekstChar"/>
+    <w:basedOn w:val="Normal"/>
+    <w:link w:val="HeaderChar"/>
     <w:rsid w:val="004D6BA1"/>
     <w:pPr>
       <w:tabs>
@@ -5456,9 +5263,9 @@
       <w:spacing w:line="240" w:lineRule="auto"/>
     </w:pPr>
   </w:style>
-  <w:style w:type="character" w:customStyle="1" w:styleId="KoptekstChar">
-    <w:name w:val="Koptekst Char"/>
-    <w:link w:val="Koptekst"/>
+  <w:style w:type="character" w:customStyle="1" w:styleId="HeaderChar">
+    <w:name w:val="Header Char"/>
+    <w:link w:val="Header"/>
     <w:rsid w:val="004D6BA1"/>
     <w:rPr>
       <w:rFonts w:ascii="Corbel" w:eastAsia="Calibri" w:hAnsi="Corbel" w:cs="Arial"/>
@@ -5466,10 +5273,10 @@
       <w:lang w:eastAsia="en-US"/>
     </w:rPr>
   </w:style>
-  <w:style w:type="paragraph" w:styleId="Voettekst">
+  <w:style w:type="paragraph" w:styleId="Footer">
     <w:name w:val="footer"/>
-    <w:basedOn w:val="Standaard"/>
-    <w:link w:val="VoettekstChar"/>
+    <w:basedOn w:val="Normal"/>
+    <w:link w:val="FooterChar"/>
     <w:rsid w:val="00DC3FDA"/>
     <w:pPr>
       <w:tabs>
@@ -5483,9 +5290,9 @@
       <w:sz w:val="16"/>
     </w:rPr>
   </w:style>
-  <w:style w:type="character" w:customStyle="1" w:styleId="VoettekstChar">
-    <w:name w:val="Voettekst Char"/>
-    <w:link w:val="Voettekst"/>
+  <w:style w:type="character" w:customStyle="1" w:styleId="FooterChar">
+    <w:name w:val="Footer Char"/>
+    <w:link w:val="Footer"/>
     <w:rsid w:val="00DC3FDA"/>
     <w:rPr>
       <w:rFonts w:ascii="Corbel" w:hAnsi="Corbel" w:cs="Corbel"/>
@@ -5495,7 +5302,7 @@
   </w:style>
   <w:style w:type="paragraph" w:customStyle="1" w:styleId="CB-Documenttitel">
     <w:name w:val="CB-Documenttitel"/>
-    <w:basedOn w:val="Standaard"/>
+    <w:basedOn w:val="Normal"/>
     <w:rsid w:val="006F308D"/>
     <w:pPr>
       <w:spacing w:line="240" w:lineRule="auto"/>
@@ -5533,7 +5340,7 @@
       <w:lang w:eastAsia="en-US"/>
     </w:rPr>
   </w:style>
-  <w:style w:type="character" w:styleId="Tekstvantijdelijkeaanduiding">
+  <w:style w:type="character" w:styleId="PlaceholderText">
     <w:name w:val="Placeholder Text"/>
     <w:uiPriority w:val="99"/>
     <w:semiHidden/>
@@ -5544,7 +5351,7 @@
   </w:style>
   <w:style w:type="paragraph" w:customStyle="1" w:styleId="CB-colofontitels">
     <w:name w:val="CB-colofon titels"/>
-    <w:basedOn w:val="Standaard"/>
+    <w:basedOn w:val="Normal"/>
     <w:rsid w:val="003F66FF"/>
     <w:pPr>
       <w:jc w:val="right"/>
@@ -5567,7 +5374,7 @@
   </w:style>
   <w:style w:type="paragraph" w:customStyle="1" w:styleId="02Kop1">
     <w:name w:val="02 Kop 1"/>
-    <w:basedOn w:val="Standaard"/>
+    <w:basedOn w:val="Normal"/>
     <w:next w:val="01Standaard"/>
     <w:rsid w:val="00EF7C8E"/>
     <w:pPr>
@@ -5586,7 +5393,7 @@
   </w:style>
   <w:style w:type="paragraph" w:customStyle="1" w:styleId="01Standaard">
     <w:name w:val="01 Standaard"/>
-    <w:basedOn w:val="Standaard"/>
+    <w:basedOn w:val="Normal"/>
     <w:qFormat/>
     <w:rsid w:val="00E25292"/>
   </w:style>
@@ -5644,10 +5451,10 @@
       <w:ind w:left="284" w:hanging="284"/>
     </w:pPr>
   </w:style>
-  <w:style w:type="paragraph" w:styleId="Voetnoottekst">
+  <w:style w:type="paragraph" w:styleId="FootnoteText">
     <w:name w:val="footnote text"/>
-    <w:basedOn w:val="Standaard"/>
-    <w:link w:val="VoetnoottekstChar"/>
+    <w:basedOn w:val="Normal"/>
+    <w:link w:val="FootnoteTextChar"/>
     <w:rsid w:val="00837264"/>
     <w:pPr>
       <w:spacing w:line="220" w:lineRule="exact"/>
@@ -5656,9 +5463,9 @@
       <w:sz w:val="16"/>
     </w:rPr>
   </w:style>
-  <w:style w:type="character" w:customStyle="1" w:styleId="VoetnoottekstChar">
-    <w:name w:val="Voetnoottekst Char"/>
-    <w:link w:val="Voetnoottekst"/>
+  <w:style w:type="character" w:customStyle="1" w:styleId="FootnoteTextChar">
+    <w:name w:val="Footnote Text Char"/>
+    <w:link w:val="FootnoteText"/>
     <w:rsid w:val="00837264"/>
     <w:rPr>
       <w:rFonts w:ascii="Corbel" w:eastAsia="Calibri" w:hAnsi="Corbel" w:cs="Arial"/>
@@ -5667,17 +5474,17 @@
       <w:lang w:eastAsia="en-US"/>
     </w:rPr>
   </w:style>
-  <w:style w:type="character" w:styleId="Voetnootmarkering">
+  <w:style w:type="character" w:styleId="FootnoteReference">
     <w:name w:val="footnote reference"/>
     <w:rsid w:val="00607A29"/>
     <w:rPr>
       <w:vertAlign w:val="superscript"/>
     </w:rPr>
   </w:style>
-  <w:style w:type="paragraph" w:styleId="Bijschrift">
+  <w:style w:type="paragraph" w:styleId="Caption">
     <w:name w:val="caption"/>
-    <w:basedOn w:val="Standaard"/>
-    <w:next w:val="Standaard"/>
+    <w:basedOn w:val="Normal"/>
+    <w:next w:val="Normal"/>
     <w:unhideWhenUsed/>
     <w:rsid w:val="00F456D2"/>
     <w:pPr>
@@ -5716,9 +5523,9 @@
       <w:noProof/>
     </w:rPr>
   </w:style>
-  <w:style w:type="character" w:customStyle="1" w:styleId="Kop1Char">
-    <w:name w:val="Kop 1 Char"/>
-    <w:link w:val="Kop1"/>
+  <w:style w:type="character" w:customStyle="1" w:styleId="Heading1Char">
+    <w:name w:val="Heading 1 Char"/>
+    <w:link w:val="Heading1"/>
     <w:rsid w:val="009F3CCF"/>
     <w:rPr>
       <w:rFonts w:ascii="Cambria" w:eastAsia="Times New Roman" w:hAnsi="Cambria" w:cs="Times New Roman"/>
@@ -5729,9 +5536,9 @@
       <w:szCs w:val="28"/>
     </w:rPr>
   </w:style>
-  <w:style w:type="character" w:customStyle="1" w:styleId="Kop2Char">
-    <w:name w:val="Kop 2 Char"/>
-    <w:link w:val="Kop2"/>
+  <w:style w:type="character" w:customStyle="1" w:styleId="Heading2Char">
+    <w:name w:val="Heading 2 Char"/>
+    <w:link w:val="Heading2"/>
     <w:semiHidden/>
     <w:rsid w:val="009F3CCF"/>
     <w:rPr>
@@ -5743,9 +5550,9 @@
       <w:szCs w:val="26"/>
     </w:rPr>
   </w:style>
-  <w:style w:type="paragraph" w:styleId="Inhopg2">
+  <w:style w:type="paragraph" w:styleId="TOC2">
     <w:name w:val="toc 2"/>
-    <w:next w:val="Standaard"/>
+    <w:next w:val="Normal"/>
     <w:autoRedefine/>
     <w:uiPriority w:val="39"/>
     <w:rsid w:val="009F3CCF"/>
@@ -5763,9 +5570,9 @@
       <w:lang w:val="de-DE"/>
     </w:rPr>
   </w:style>
-  <w:style w:type="paragraph" w:styleId="Inhopg1">
+  <w:style w:type="paragraph" w:styleId="TOC1">
     <w:name w:val="toc 1"/>
-    <w:next w:val="Standaard"/>
+    <w:next w:val="Normal"/>
     <w:autoRedefine/>
     <w:uiPriority w:val="39"/>
     <w:rsid w:val="00EF7C8E"/>
@@ -5793,9 +5600,9 @@
       <w:u w:val="single"/>
     </w:rPr>
   </w:style>
-  <w:style w:type="table" w:styleId="Tabelraster">
+  <w:style w:type="table" w:styleId="TableGrid">
     <w:name w:val="Table Grid"/>
-    <w:basedOn w:val="Standaardtabel"/>
+    <w:basedOn w:val="TableNormal"/>
     <w:rsid w:val="00EF7C8E"/>
     <w:tblPr>
       <w:tblBorders>
@@ -5810,7 +5617,7 @@
   </w:style>
   <w:style w:type="table" w:customStyle="1" w:styleId="CB-tabel">
     <w:name w:val="CB-tabel"/>
-    <w:basedOn w:val="Standaardtabel"/>
+    <w:basedOn w:val="TableNormal"/>
     <w:uiPriority w:val="99"/>
     <w:rsid w:val="004A6DE0"/>
     <w:rPr>
@@ -5906,7 +5713,7 @@
   </w:style>
   <w:style w:type="paragraph" w:customStyle="1" w:styleId="CB-kopteksten">
     <w:name w:val="CB-kopteksten"/>
-    <w:basedOn w:val="Standaard"/>
+    <w:basedOn w:val="Normal"/>
     <w:rsid w:val="00A55103"/>
     <w:pPr>
       <w:autoSpaceDE/>
@@ -5922,7 +5729,7 @@
   </w:style>
   <w:style w:type="paragraph" w:customStyle="1" w:styleId="Divisie">
     <w:name w:val="Divisie"/>
-    <w:basedOn w:val="Standaard"/>
+    <w:basedOn w:val="Normal"/>
     <w:rsid w:val="008238D8"/>
     <w:pPr>
       <w:pBdr>
@@ -5941,7 +5748,7 @@
   </w:style>
   <w:style w:type="paragraph" w:customStyle="1" w:styleId="Bureau">
     <w:name w:val="Bureau"/>
-    <w:basedOn w:val="Standaard"/>
+    <w:basedOn w:val="Normal"/>
     <w:rsid w:val="00E57000"/>
     <w:pPr>
       <w:autoSpaceDE/>
@@ -5955,18 +5762,18 @@
       <w:sz w:val="28"/>
     </w:rPr>
   </w:style>
-  <w:style w:type="character" w:styleId="GevolgdeHyperlink">
+  <w:style w:type="character" w:styleId="FollowedHyperlink">
     <w:name w:val="FollowedHyperlink"/>
-    <w:basedOn w:val="Standaardalinea-lettertype"/>
+    <w:basedOn w:val="DefaultParagraphFont"/>
     <w:rsid w:val="00651A87"/>
     <w:rPr>
       <w:color w:val="800080" w:themeColor="followedHyperlink"/>
       <w:u w:val="single"/>
     </w:rPr>
   </w:style>
-  <w:style w:type="character" w:styleId="Verwijzingopmerking">
+  <w:style w:type="character" w:styleId="CommentReference">
     <w:name w:val="annotation reference"/>
-    <w:basedOn w:val="Standaardalinea-lettertype"/>
+    <w:basedOn w:val="DefaultParagraphFont"/>
     <w:semiHidden/>
     <w:unhideWhenUsed/>
     <w:rsid w:val="004917C9"/>
@@ -5975,10 +5782,10 @@
       <w:szCs w:val="16"/>
     </w:rPr>
   </w:style>
-  <w:style w:type="paragraph" w:styleId="Tekstopmerking">
+  <w:style w:type="paragraph" w:styleId="CommentText">
     <w:name w:val="annotation text"/>
-    <w:basedOn w:val="Standaard"/>
-    <w:link w:val="TekstopmerkingChar"/>
+    <w:basedOn w:val="Normal"/>
+    <w:link w:val="CommentTextChar"/>
     <w:semiHidden/>
     <w:unhideWhenUsed/>
     <w:rsid w:val="004917C9"/>
@@ -5986,21 +5793,21 @@
       <w:spacing w:line="240" w:lineRule="auto"/>
     </w:pPr>
   </w:style>
-  <w:style w:type="character" w:customStyle="1" w:styleId="TekstopmerkingChar">
-    <w:name w:val="Tekst opmerking Char"/>
-    <w:basedOn w:val="Standaardalinea-lettertype"/>
-    <w:link w:val="Tekstopmerking"/>
+  <w:style w:type="character" w:customStyle="1" w:styleId="CommentTextChar">
+    <w:name w:val="Comment Text Char"/>
+    <w:basedOn w:val="DefaultParagraphFont"/>
+    <w:link w:val="CommentText"/>
     <w:semiHidden/>
     <w:rsid w:val="004917C9"/>
     <w:rPr>
       <w:rFonts w:ascii="Corbel" w:hAnsi="Corbel" w:cs="Corbel"/>
     </w:rPr>
   </w:style>
-  <w:style w:type="paragraph" w:styleId="Onderwerpvanopmerking">
+  <w:style w:type="paragraph" w:styleId="CommentSubject">
     <w:name w:val="annotation subject"/>
-    <w:basedOn w:val="Tekstopmerking"/>
-    <w:next w:val="Tekstopmerking"/>
-    <w:link w:val="OnderwerpvanopmerkingChar"/>
+    <w:basedOn w:val="CommentText"/>
+    <w:next w:val="CommentText"/>
+    <w:link w:val="CommentSubjectChar"/>
     <w:semiHidden/>
     <w:unhideWhenUsed/>
     <w:rsid w:val="004917C9"/>
@@ -6009,10 +5816,10 @@
       <w:bCs/>
     </w:rPr>
   </w:style>
-  <w:style w:type="character" w:customStyle="1" w:styleId="OnderwerpvanopmerkingChar">
-    <w:name w:val="Onderwerp van opmerking Char"/>
-    <w:basedOn w:val="TekstopmerkingChar"/>
-    <w:link w:val="Onderwerpvanopmerking"/>
+  <w:style w:type="character" w:customStyle="1" w:styleId="CommentSubjectChar">
+    <w:name w:val="Comment Subject Char"/>
+    <w:basedOn w:val="CommentTextChar"/>
+    <w:link w:val="CommentSubject"/>
     <w:semiHidden/>
     <w:rsid w:val="004917C9"/>
     <w:rPr>
